--- a/documents/icca/iCCA_7_Decision_Discussion.docx
+++ b/documents/icca/iCCA_7_Decision_Discussion.docx
@@ -6861,7 +6861,7 @@
                 <w:i w:val="0"/>
                 <w:sz w:val="19"/>
               </w:rPr>
-              <w:t>Supports transplant consideration for cirrhotic tumours of 3 cm or less (moderate evidence and strength) and confines non-cirrhotic disease to investigational protocols; reports 5-year survival spanning 25–73%, too wide for a selection rule.</w:t>
+              <w:t>Supports transplant consideration for cirrhotic tumours of 3 cm or less (moderate evidence and strength) and confines non-cirrhotic disease to investigational protocols; it reports 5-year survival spanning 25–73%, which the roadmap calls too wide for a selection rule.</w:t>
             </w:r>
           </w:p>
         </w:tc>

--- a/documents/icca/iCCA_7_Decision_Discussion.docx
+++ b/documents/icca/iCCA_7_Decision_Discussion.docx
@@ -39,7 +39,7 @@
           <w:b w:val="0"/>
           <w:i w:val="0"/>
         </w:rPr>
-        <w:t>One file for the multidisciplinary decision on this tumor, covering every setting: cancer roadmap, standard transplant pathway, high-risk transplant protocol. For each question: the positions of guidelines, trials and papers where they differ, our proposed selection, and space for the decision. All proposals are OPEN; nothing in this document is activated or approved.</w:t>
+        <w:t>One file for the multidisciplinary decision on this tumor, covering every setting: roadmap, standard pathway, high-risk pathway. For each question: the positions of guidelines, trials and papers where they differ, our proposed selection, and space for the decision. All proposals are OPEN; nothing in this document is activated or approved.</w:t>
       </w:r>
     </w:p>
     <w:p>
@@ -59,14 +59,14 @@
           <w:i w:val="0"/>
           <w:sz w:val="20"/>
         </w:rPr>
-        <w:t xml:space="preserve">Cancer roadmap (full content): </w:t>
+        <w:t xml:space="preserve">Roadmap (full content): </w:t>
       </w:r>
       <w:r>
         <w:rPr>
           <w:b w:val="0"/>
           <w:i/>
         </w:rPr>
-        <w:t>iCCA_1_Cancer_Roadmap.docx</w:t>
+        <w:t>iCCA_1_Roadmap.docx</w:t>
       </w:r>
       <w:r>
         <w:rPr>
@@ -74,14 +74,14 @@
           <w:i w:val="0"/>
           <w:sz w:val="20"/>
         </w:rPr>
-        <w:t xml:space="preserve"> · Standard transplant pathway (full content): </w:t>
+        <w:t xml:space="preserve"> · Standard pathway (full content): </w:t>
       </w:r>
       <w:r>
         <w:rPr>
           <w:b w:val="0"/>
           <w:i/>
         </w:rPr>
-        <w:t>iCCA_3_Standard_Transplant_Protocol.docx</w:t>
+        <w:t>iCCA_3_Standard_Pathway.docx</w:t>
       </w:r>
       <w:r>
         <w:rPr>
@@ -89,14 +89,14 @@
           <w:i w:val="0"/>
           <w:sz w:val="20"/>
         </w:rPr>
-        <w:t xml:space="preserve"> · High-risk transplant protocol (full content): </w:t>
+        <w:t xml:space="preserve"> · High-risk pathway (full content): </w:t>
       </w:r>
       <w:r>
         <w:rPr>
           <w:b w:val="0"/>
           <w:i/>
         </w:rPr>
-        <w:t>iCCA_5_High_Risk_Transplant_Protocol.docx</w:t>
+        <w:t>iCCA_5_High_Risk_Pathway.docx</w:t>
       </w:r>
     </w:p>
     <w:p>
@@ -256,7 +256,7 @@
                 <w:i w:val="0"/>
                 <w:sz w:val="19"/>
               </w:rPr>
-              <w:t>Cancer roadmap</w:t>
+              <w:t>Roadmap</w:t>
             </w:r>
           </w:p>
         </w:tc>
@@ -362,7 +362,7 @@
                 <w:i w:val="0"/>
                 <w:sz w:val="19"/>
               </w:rPr>
-              <w:t>Cancer roadmap</w:t>
+              <w:t>Roadmap</w:t>
             </w:r>
           </w:p>
         </w:tc>
@@ -468,7 +468,7 @@
                 <w:i w:val="0"/>
                 <w:sz w:val="19"/>
               </w:rPr>
-              <w:t>Cancer roadmap</w:t>
+              <w:t>Roadmap</w:t>
             </w:r>
           </w:p>
         </w:tc>
@@ -574,7 +574,7 @@
                 <w:i w:val="0"/>
                 <w:sz w:val="19"/>
               </w:rPr>
-              <w:t>Cancer roadmap</w:t>
+              <w:t>Roadmap</w:t>
             </w:r>
           </w:p>
         </w:tc>
@@ -680,7 +680,7 @@
                 <w:i w:val="0"/>
                 <w:sz w:val="19"/>
               </w:rPr>
-              <w:t>Cancer roadmap</w:t>
+              <w:t>Roadmap</w:t>
             </w:r>
           </w:p>
         </w:tc>
@@ -786,7 +786,7 @@
                 <w:i w:val="0"/>
                 <w:sz w:val="19"/>
               </w:rPr>
-              <w:t>Cancer roadmap</w:t>
+              <w:t>Roadmap</w:t>
             </w:r>
           </w:p>
         </w:tc>
@@ -892,7 +892,7 @@
                 <w:i w:val="0"/>
                 <w:sz w:val="19"/>
               </w:rPr>
-              <w:t>Cancer roadmap</w:t>
+              <w:t>Roadmap</w:t>
             </w:r>
           </w:p>
         </w:tc>
@@ -998,7 +998,7 @@
                 <w:i w:val="0"/>
                 <w:sz w:val="19"/>
               </w:rPr>
-              <w:t>Cancer roadmap</w:t>
+              <w:t>Roadmap</w:t>
             </w:r>
           </w:p>
         </w:tc>
@@ -1104,7 +1104,7 @@
                 <w:i w:val="0"/>
                 <w:sz w:val="19"/>
               </w:rPr>
-              <w:t>Cancer roadmap</w:t>
+              <w:t>Roadmap</w:t>
             </w:r>
           </w:p>
         </w:tc>
@@ -1210,7 +1210,7 @@
                 <w:i w:val="0"/>
                 <w:sz w:val="19"/>
               </w:rPr>
-              <w:t>Cancer roadmap</w:t>
+              <w:t>Roadmap</w:t>
             </w:r>
           </w:p>
         </w:tc>
@@ -1316,7 +1316,7 @@
                 <w:i w:val="0"/>
                 <w:sz w:val="19"/>
               </w:rPr>
-              <w:t>Cancer roadmap</w:t>
+              <w:t>Roadmap</w:t>
             </w:r>
           </w:p>
         </w:tc>
@@ -1422,7 +1422,7 @@
                 <w:i w:val="0"/>
                 <w:sz w:val="19"/>
               </w:rPr>
-              <w:t>Cancer roadmap</w:t>
+              <w:t>Roadmap</w:t>
             </w:r>
           </w:p>
         </w:tc>
@@ -1528,7 +1528,7 @@
                 <w:i w:val="0"/>
                 <w:sz w:val="19"/>
               </w:rPr>
-              <w:t>Cancer roadmap</w:t>
+              <w:t>Roadmap</w:t>
             </w:r>
           </w:p>
         </w:tc>
@@ -1634,7 +1634,7 @@
                 <w:i w:val="0"/>
                 <w:sz w:val="19"/>
               </w:rPr>
-              <w:t>Cancer roadmap</w:t>
+              <w:t>Roadmap</w:t>
             </w:r>
           </w:p>
         </w:tc>
@@ -1740,7 +1740,7 @@
                 <w:i w:val="0"/>
                 <w:sz w:val="19"/>
               </w:rPr>
-              <w:t>Cancer roadmap</w:t>
+              <w:t>Roadmap</w:t>
             </w:r>
           </w:p>
         </w:tc>
@@ -1846,7 +1846,7 @@
                 <w:i w:val="0"/>
                 <w:sz w:val="19"/>
               </w:rPr>
-              <w:t>Cancer roadmap</w:t>
+              <w:t>Roadmap</w:t>
             </w:r>
           </w:p>
         </w:tc>
@@ -1952,7 +1952,7 @@
                 <w:i w:val="0"/>
                 <w:sz w:val="19"/>
               </w:rPr>
-              <w:t>Standard transplant pathway</w:t>
+              <w:t>Standard pathway</w:t>
             </w:r>
           </w:p>
         </w:tc>
@@ -2058,7 +2058,7 @@
                 <w:i w:val="0"/>
                 <w:sz w:val="19"/>
               </w:rPr>
-              <w:t>Standard transplant pathway</w:t>
+              <w:t>Standard pathway</w:t>
             </w:r>
           </w:p>
         </w:tc>
@@ -2164,7 +2164,7 @@
                 <w:i w:val="0"/>
                 <w:sz w:val="19"/>
               </w:rPr>
-              <w:t>Standard transplant pathway</w:t>
+              <w:t>Standard pathway</w:t>
             </w:r>
           </w:p>
         </w:tc>
@@ -2270,7 +2270,7 @@
                 <w:i w:val="0"/>
                 <w:sz w:val="19"/>
               </w:rPr>
-              <w:t>Standard transplant pathway</w:t>
+              <w:t>Standard pathway</w:t>
             </w:r>
           </w:p>
         </w:tc>
@@ -2376,7 +2376,7 @@
                 <w:i w:val="0"/>
                 <w:sz w:val="19"/>
               </w:rPr>
-              <w:t>Standard transplant pathway</w:t>
+              <w:t>Standard pathway</w:t>
             </w:r>
           </w:p>
         </w:tc>
@@ -2482,7 +2482,7 @@
                 <w:i w:val="0"/>
                 <w:sz w:val="19"/>
               </w:rPr>
-              <w:t>Standard transplant pathway</w:t>
+              <w:t>Standard pathway</w:t>
             </w:r>
           </w:p>
         </w:tc>
@@ -2588,7 +2588,7 @@
                 <w:i w:val="0"/>
                 <w:sz w:val="19"/>
               </w:rPr>
-              <w:t>High-risk transplant protocol</w:t>
+              <w:t>High-risk pathway</w:t>
             </w:r>
           </w:p>
         </w:tc>
@@ -2694,7 +2694,7 @@
                 <w:i w:val="0"/>
                 <w:sz w:val="19"/>
               </w:rPr>
-              <w:t>High-risk transplant protocol</w:t>
+              <w:t>High-risk pathway</w:t>
             </w:r>
           </w:p>
         </w:tc>
@@ -2800,7 +2800,7 @@
                 <w:i w:val="0"/>
                 <w:sz w:val="19"/>
               </w:rPr>
-              <w:t>High-risk transplant protocol</w:t>
+              <w:t>High-risk pathway</w:t>
             </w:r>
           </w:p>
         </w:tc>
@@ -2906,7 +2906,7 @@
                 <w:i w:val="0"/>
                 <w:sz w:val="19"/>
               </w:rPr>
-              <w:t>High-risk transplant protocol</w:t>
+              <w:t>High-risk pathway</w:t>
             </w:r>
           </w:p>
         </w:tc>
@@ -3009,7 +3009,7 @@
           <w:b w:val="0"/>
           <w:i w:val="0"/>
         </w:rPr>
-        <w:t>Part 1. Cancer roadmap</w:t>
+        <w:t>Part 1. Roadmap</w:t>
       </w:r>
     </w:p>
     <w:p>
@@ -13122,7 +13122,7 @@
           <w:b w:val="0"/>
           <w:i w:val="0"/>
         </w:rPr>
-        <w:t>Part 2. Standard transplant pathway</w:t>
+        <w:t>Part 2. Standard pathway</w:t>
       </w:r>
     </w:p>
     <w:p>
@@ -15766,7 +15766,7 @@
           <w:b w:val="0"/>
           <w:i w:val="0"/>
         </w:rPr>
-        <w:t>Part 3. High-risk transplant protocol</w:t>
+        <w:t>Part 3. High-risk pathway</w:t>
       </w:r>
     </w:p>
     <w:p>
@@ -21543,7 +21543,7 @@
           <w:b w:val="0"/>
           <w:i w:val="0"/>
         </w:rPr>
-        <w:t>Shared approval requirements (all transplant pathways)</w:t>
+        <w:t>Shared approval requirements (all pathways)</w:t>
       </w:r>
     </w:p>
     <w:p>
